--- a/public/chat_files/kaylee_welcome_emails_draft.docx
+++ b/public/chat_files/kaylee_welcome_emails_draft.docx
@@ -8,7 +8,7 @@
           <w:b/>
           <w:sz w:val="28"/>
         </w:rPr>
-        <w:t>Klaviyo 3-Part Welcome Flow (Rough Draft)</w:t>
+        <w:t>Kaylee Skincare — Welcome Flow Rough Notes</w:t>
       </w:r>
     </w:p>
     <w:p>
@@ -16,7 +16,7 @@
         <w:rPr>
           <w:sz w:val="22"/>
         </w:rPr>
-        <w:t xml:space="preserve">Email 1: Welcome + 10% off code WELCOME10 (sent immediately)</w:t>
+        <w:t xml:space="preserve">Email 1: Welcome to the brand + 15% discount code.</w:t>
       </w:r>
     </w:p>
     <w:p>
@@ -24,7 +24,7 @@
         <w:rPr>
           <w:sz w:val="22"/>
         </w:rPr>
-        <w:t xml:space="preserve">Email 2: How we source our fabrics + care guide (sent Day 2)</w:t>
+        <w:t xml:space="preserve">Email 2: Our botanical sourcing story and founder message.</w:t>
       </w:r>
     </w:p>
     <w:p>
@@ -32,7 +32,7 @@
         <w:rPr>
           <w:sz w:val="22"/>
         </w:rPr>
-        <w:t xml:space="preserve">Email 3: Customer favorites + reminder to use code (sent Day 5)</w:t>
+        <w:t xml:space="preserve">Email 3: How to build your 3-step morning ritual.</w:t>
       </w:r>
     </w:p>
   </w:body>

--- a/public/chat_files/kaylee_welcome_emails_draft.docx
+++ b/public/chat_files/kaylee_welcome_emails_draft.docx
@@ -3,34 +3,50 @@
 <w:document xmlns:w="http://schemas.openxmlformats.org/wordprocessingml/2006/main">
   <w:body>
     <w:p>
+      <w:pPr>
+        <w:spacing w:before="120" w:after="240"/>
+      </w:pPr>
       <w:r>
         <w:rPr>
           <w:b/>
-          <w:sz w:val="28"/>
+          <w:color w:val="0F172A"/>
+          <w:sz w:val="32"/>
         </w:rPr>
-        <w:t>Kaylee Skincare — Welcome Flow Rough Notes</w:t>
+        <w:t xml:space="preserve">Kaylee Skincare — Welcome Flow Rough Notes</w:t>
       </w:r>
     </w:p>
     <w:p>
+      <w:pPr>
+        <w:spacing w:after="140" w:line="276" w:lineRule="auto"/>
+      </w:pPr>
       <w:r>
         <w:rPr>
-          <w:sz w:val="22"/>
+          <w:color w:val="1E293B"/>
+          <w:sz w:val="21"/>
         </w:rPr>
         <w:t xml:space="preserve">Email 1: Welcome to the brand + 15% discount code.</w:t>
       </w:r>
     </w:p>
     <w:p>
+      <w:pPr>
+        <w:spacing w:after="140" w:line="276" w:lineRule="auto"/>
+      </w:pPr>
       <w:r>
         <w:rPr>
-          <w:sz w:val="22"/>
+          <w:color w:val="1E293B"/>
+          <w:sz w:val="21"/>
         </w:rPr>
         <w:t xml:space="preserve">Email 2: Our botanical sourcing story and founder message.</w:t>
       </w:r>
     </w:p>
     <w:p>
+      <w:pPr>
+        <w:spacing w:after="140" w:line="276" w:lineRule="auto"/>
+      </w:pPr>
       <w:r>
         <w:rPr>
-          <w:sz w:val="22"/>
+          <w:color w:val="1E293B"/>
+          <w:sz w:val="21"/>
         </w:rPr>
         <w:t xml:space="preserve">Email 3: How to build your 3-step morning ritual.</w:t>
       </w:r>

--- a/public/chat_files/kaylee_welcome_emails_draft.docx
+++ b/public/chat_files/kaylee_welcome_emails_draft.docx
@@ -13,7 +13,7 @@
           <w:color w:val="0F172A"/>
           <w:sz w:val="44"/>
         </w:rPr>
-        <w:t>Kaylee Skincare — Welcome Flow Rough Notes</w:t>
+        <w:t>Lumina Botanical Skincare — Automated Email Welcome Journey (v1 Copy Draft &amp; Flow Architecture)</w:t>
       </w:r>
     </w:p>
     <w:p>
@@ -26,7 +26,7 @@
           <w:color w:val="1E293B"/>
           <w:sz w:val="20"/>
         </w:rPr>
-        <w:t>Email 1: Welcome to the brand + 15% discount code.</w:t>
+        <w:t>BRAND: Lumina Botanical Skincare LLC · San Diego &amp; Ojai, CA</w:t>
       </w:r>
     </w:p>
     <w:p>
@@ -39,7 +39,7 @@
           <w:color w:val="1E293B"/>
           <w:sz w:val="20"/>
         </w:rPr>
-        <w:t>Email 2: Our botanical sourcing story and founder message.</w:t>
+        <w:t>FOUNDER &amp; FORMULATOR: Kaylee Cabreros</w:t>
       </w:r>
     </w:p>
     <w:p>
@@ -52,7 +52,425 @@
           <w:color w:val="1E293B"/>
           <w:sz w:val="20"/>
         </w:rPr>
-        <w:t>Email 3: How to build your 3-step morning ritual.</w:t>
+        <w:t>MARKETING CHANNEL: Automated Klaviyo Customer Welcome Journey (4-Part Flow)</w:t>
+      </w:r>
+    </w:p>
+    <w:p>
+      <w:pPr>
+        <w:spacing w:before="0" w:after="120" w:line="276" w:lineRule="auto"/>
+      </w:pPr>
+      <w:r>
+        <w:rPr>
+          <w:rFonts w:ascii="Calibri" w:hAnsi="Calibri"/>
+          <w:color w:val="1E293B"/>
+          <w:sz w:val="20"/>
+        </w:rPr>
+        <w:t>DOCUMENT: Working Copy Deck, A/B Subject Lines &amp; Flow Logic Architecture</w:t>
+      </w:r>
+    </w:p>
+    <w:p>
+      <w:r>
+        <w:br w:type="page"/>
+      </w:r>
+    </w:p>
+    <w:p>
+      <w:pPr>
+        <w:keepNext/>
+        <w:spacing w:before="280" w:after="80"/>
+      </w:pPr>
+      <w:r>
+        <w:rPr>
+          <w:rFonts w:ascii="Calibri" w:hAnsi="Calibri"/>
+          <w:b/>
+          <w:color w:val="0F172A"/>
+          <w:sz w:val="26"/>
+        </w:rPr>
+        <w:t>SECTION 1: WELCOME FLOW OBJECTIVES &amp; SEGMENTATION LOGIC</w:t>
+      </w:r>
+    </w:p>
+    <w:p>
+      <w:pPr>
+        <w:spacing w:before="0" w:after="120" w:line="276" w:lineRule="auto"/>
+      </w:pPr>
+      <w:r>
+        <w:rPr>
+          <w:rFonts w:ascii="Calibri" w:hAnsi="Calibri"/>
+          <w:color w:val="1E293B"/>
+          <w:sz w:val="20"/>
+        </w:rPr>
+        <w:t>The Lumina welcome sequence engages new direct-to-consumer email subscribers immediately after they opt in via the site popup. Key business goals:</w:t>
+      </w:r>
+    </w:p>
+    <w:p>
+      <w:pPr>
+        <w:pStyle w:val="ListBullet"/>
+        <w:spacing w:before="0" w:after="60" w:line="276" w:lineRule="auto"/>
+      </w:pPr>
+      <w:r>
+        <w:rPr>
+          <w:rFonts w:ascii="Calibri" w:hAnsi="Calibri"/>
+          <w:color w:val="1E293B"/>
+          <w:sz w:val="20"/>
+        </w:rPr>
+        <w:t>Achieve a 55%+ open rate and 12%+ click-through rate across the first 4 touches.</w:t>
+      </w:r>
+    </w:p>
+    <w:p>
+      <w:pPr>
+        <w:pStyle w:val="ListBullet"/>
+        <w:spacing w:before="0" w:after="60" w:line="276" w:lineRule="auto"/>
+      </w:pPr>
+      <w:r>
+        <w:rPr>
+          <w:rFonts w:ascii="Calibri" w:hAnsi="Calibri"/>
+          <w:color w:val="1E293B"/>
+          <w:sz w:val="20"/>
+        </w:rPr>
+        <w:t>Educate customers on the 'Waterless Botanical' formulation philosophy (replacing cheap water filler with organic botanical hydrosols and cold-pressed plant oils).</w:t>
+      </w:r>
+    </w:p>
+    <w:p>
+      <w:pPr>
+        <w:pStyle w:val="ListBullet"/>
+        <w:spacing w:before="0" w:after="60" w:line="276" w:lineRule="auto"/>
+      </w:pPr>
+      <w:r>
+        <w:rPr>
+          <w:rFonts w:ascii="Calibri" w:hAnsi="Calibri"/>
+          <w:color w:val="1E293B"/>
+          <w:sz w:val="20"/>
+        </w:rPr>
+        <w:t>Guide subscribers to take the 60-second 'Skin Barrier Ritual Quiz' to personalize product recommendations.</w:t>
+      </w:r>
+    </w:p>
+    <w:p>
+      <w:pPr>
+        <w:pStyle w:val="ListBullet"/>
+        <w:spacing w:before="0" w:after="60" w:line="276" w:lineRule="auto"/>
+      </w:pPr>
+      <w:r>
+        <w:rPr>
+          <w:rFonts w:ascii="Calibri" w:hAnsi="Calibri"/>
+          <w:color w:val="1E293B"/>
+          <w:sz w:val="20"/>
+        </w:rPr>
+        <w:t>Deliver a 15% first-order conversion incentive with a strict 48-hour expiration urgency window.</w:t>
+      </w:r>
+    </w:p>
+    <w:p>
+      <w:r>
+        <w:br w:type="page"/>
+      </w:r>
+    </w:p>
+    <w:p>
+      <w:pPr>
+        <w:keepNext/>
+        <w:spacing w:before="280" w:after="80"/>
+      </w:pPr>
+      <w:r>
+        <w:rPr>
+          <w:rFonts w:ascii="Calibri" w:hAnsi="Calibri"/>
+          <w:b/>
+          <w:color w:val="0F172A"/>
+          <w:sz w:val="26"/>
+        </w:rPr>
+        <w:t>EMAIL 1: WELCOME TO LUMINA + FOUNDER NOTE (IMMEDIATE SEND)</w:t>
+      </w:r>
+    </w:p>
+    <w:p>
+      <w:pPr>
+        <w:spacing w:before="0" w:after="120" w:line="276" w:lineRule="auto"/>
+      </w:pPr>
+      <w:r>
+        <w:rPr>
+          <w:rFonts w:ascii="Calibri" w:hAnsi="Calibri"/>
+          <w:color w:val="1E293B"/>
+          <w:sz w:val="20"/>
+        </w:rPr>
+        <w:t>PREVIEW TEXT: Your 15% botanical gift is inside. Here is why we formulate without water.</w:t>
+      </w:r>
+    </w:p>
+    <w:p>
+      <w:pPr>
+        <w:spacing w:before="0" w:after="120" w:line="276" w:lineRule="auto"/>
+      </w:pPr>
+      <w:r>
+        <w:rPr>
+          <w:rFonts w:ascii="Calibri" w:hAnsi="Calibri"/>
+          <w:color w:val="1E293B"/>
+          <w:sz w:val="20"/>
+        </w:rPr>
+        <w:t>SUBJECT LINE (TEST A): Welcome to Lumina: Your skin barrier ritual begins now.</w:t>
+      </w:r>
+    </w:p>
+    <w:p>
+      <w:pPr>
+        <w:spacing w:before="0" w:after="120" w:line="276" w:lineRule="auto"/>
+      </w:pPr>
+      <w:r>
+        <w:rPr>
+          <w:rFonts w:ascii="Calibri" w:hAnsi="Calibri"/>
+          <w:color w:val="1E293B"/>
+          <w:sz w:val="20"/>
+        </w:rPr>
+        <w:t>SUBJECT LINE (TEST B): A personal note from Kaylee (+ your 15% welcome code).</w:t>
+      </w:r>
+    </w:p>
+    <w:p>
+      <w:pPr>
+        <w:keepNext/>
+        <w:spacing w:before="280" w:after="80"/>
+      </w:pPr>
+      <w:r>
+        <w:rPr>
+          <w:rFonts w:ascii="Calibri" w:hAnsi="Calibri"/>
+          <w:b/>
+          <w:color w:val="0F172A"/>
+          <w:sz w:val="26"/>
+        </w:rPr>
+        <w:t>BODY COPY:</w:t>
+      </w:r>
+    </w:p>
+    <w:p>
+      <w:pPr>
+        <w:spacing w:before="0" w:after="120" w:line="276" w:lineRule="auto"/>
+      </w:pPr>
+      <w:r>
+        <w:rPr>
+          <w:rFonts w:ascii="Calibri" w:hAnsi="Calibri"/>
+          <w:color w:val="1E293B"/>
+          <w:sz w:val="20"/>
+        </w:rPr>
+        <w:t>Dear Friend,</w:t>
+      </w:r>
+    </w:p>
+    <w:p>
+      <w:pPr>
+        <w:spacing w:before="0" w:after="120" w:line="276" w:lineRule="auto"/>
+      </w:pPr>
+      <w:r>
+        <w:rPr>
+          <w:rFonts w:ascii="Calibri" w:hAnsi="Calibri"/>
+          <w:color w:val="1E293B"/>
+          <w:sz w:val="20"/>
+        </w:rPr>
+        <w:t>Welcome to the Lumina family. When I started formulating botanical skincare in my Ojai kitchen six years ago, I was frustrated by an industry secret: over 80% of standard skincare bottles are filled with plain distilled water, synthetic emulsifiers, and harsh preservatives that actually strip your natural skin barrier.</w:t>
+      </w:r>
+    </w:p>
+    <w:p>
+      <w:pPr>
+        <w:spacing w:before="0" w:after="120" w:line="276" w:lineRule="auto"/>
+      </w:pPr>
+      <w:r>
+        <w:rPr>
+          <w:rFonts w:ascii="Calibri" w:hAnsi="Calibri"/>
+          <w:color w:val="1E293B"/>
+          <w:sz w:val="20"/>
+        </w:rPr>
+        <w:t>At Lumina, we refuse to dilute nature. In every bottle we craft, plain water is replaced by 100% active organic botanical hydrosols—wild chamomile, Bulgarian rosewater, and cold-pressed golden jojoba. The result? Formulas that nourish, calm, and restore radiant skin barrier function.</w:t>
+      </w:r>
+    </w:p>
+    <w:p>
+      <w:pPr>
+        <w:spacing w:before="0" w:after="120" w:line="276" w:lineRule="auto"/>
+      </w:pPr>
+      <w:r>
+        <w:rPr>
+          <w:rFonts w:ascii="Calibri" w:hAnsi="Calibri"/>
+          <w:color w:val="1E293B"/>
+          <w:sz w:val="20"/>
+        </w:rPr>
+        <w:t>To welcome you to our community, please enjoy 15% off your first order with code: BOTANICAL15.</w:t>
+      </w:r>
+    </w:p>
+    <w:p>
+      <w:pPr>
+        <w:spacing w:before="0" w:after="120" w:line="276" w:lineRule="auto"/>
+      </w:pPr>
+      <w:r>
+        <w:rPr>
+          <w:rFonts w:ascii="Calibri" w:hAnsi="Calibri"/>
+          <w:color w:val="1E293B"/>
+          <w:sz w:val="20"/>
+        </w:rPr>
+        <w:t>PRIMARY CTA BUTTON: [Discover The Botanical Collection]</w:t>
+      </w:r>
+    </w:p>
+    <w:p>
+      <w:r>
+        <w:br w:type="page"/>
+      </w:r>
+    </w:p>
+    <w:p>
+      <w:pPr>
+        <w:keepNext/>
+        <w:spacing w:before="280" w:after="80"/>
+      </w:pPr>
+      <w:r>
+        <w:rPr>
+          <w:rFonts w:ascii="Calibri" w:hAnsi="Calibri"/>
+          <w:b/>
+          <w:color w:val="0F172A"/>
+          <w:sz w:val="26"/>
+        </w:rPr>
+        <w:t>EMAIL 2: THE WATERLESS BOTANICAL DIFFERENCE (SEND +24 HOURS)</w:t>
+      </w:r>
+    </w:p>
+    <w:p>
+      <w:pPr>
+        <w:spacing w:before="0" w:after="120" w:line="276" w:lineRule="auto"/>
+      </w:pPr>
+      <w:r>
+        <w:rPr>
+          <w:rFonts w:ascii="Calibri" w:hAnsi="Calibri"/>
+          <w:color w:val="1E293B"/>
+          <w:sz w:val="20"/>
+        </w:rPr>
+        <w:t>PREVIEW TEXT: Why 80% water in skincare is doing your skin a disservice.</w:t>
+      </w:r>
+    </w:p>
+    <w:p>
+      <w:pPr>
+        <w:spacing w:before="0" w:after="120" w:line="276" w:lineRule="auto"/>
+      </w:pPr>
+      <w:r>
+        <w:rPr>
+          <w:rFonts w:ascii="Calibri" w:hAnsi="Calibri"/>
+          <w:color w:val="1E293B"/>
+          <w:sz w:val="20"/>
+        </w:rPr>
+        <w:t>SUBJECT LINE: The secret hiding in your standard moisturizer label.</w:t>
+      </w:r>
+    </w:p>
+    <w:p>
+      <w:pPr>
+        <w:spacing w:before="0" w:after="120" w:line="276" w:lineRule="auto"/>
+      </w:pPr>
+      <w:r>
+        <w:rPr>
+          <w:rFonts w:ascii="Calibri" w:hAnsi="Calibri"/>
+          <w:color w:val="1E293B"/>
+          <w:sz w:val="20"/>
+        </w:rPr>
+        <w:t>BODY COPY: Did you know that when 'Aqua' is listed as the first ingredient on a beauty product, you are paying for cheap water and chemical stabilizers? Here is how our nutrient-dense active botanicals deliver 3x deeper cellular hydration...</w:t>
+      </w:r>
+    </w:p>
+    <w:p>
+      <w:r>
+        <w:br w:type="page"/>
+      </w:r>
+    </w:p>
+    <w:p>
+      <w:pPr>
+        <w:keepNext/>
+        <w:spacing w:before="280" w:after="80"/>
+      </w:pPr>
+      <w:r>
+        <w:rPr>
+          <w:rFonts w:ascii="Calibri" w:hAnsi="Calibri"/>
+          <w:b/>
+          <w:color w:val="0F172A"/>
+          <w:sz w:val="26"/>
+        </w:rPr>
+        <w:t>EMAIL 3: FIND YOUR BARRIER RITUAL (SEND +48 HOURS)</w:t>
+      </w:r>
+    </w:p>
+    <w:p>
+      <w:pPr>
+        <w:spacing w:before="0" w:after="120" w:line="276" w:lineRule="auto"/>
+      </w:pPr>
+      <w:r>
+        <w:rPr>
+          <w:rFonts w:ascii="Calibri" w:hAnsi="Calibri"/>
+          <w:color w:val="1E293B"/>
+          <w:sz w:val="20"/>
+        </w:rPr>
+        <w:t>PREVIEW TEXT: Dry, reactive, or breakout-prone? Take the 60-second ritual quiz.</w:t>
+      </w:r>
+    </w:p>
+    <w:p>
+      <w:pPr>
+        <w:spacing w:before="0" w:after="120" w:line="276" w:lineRule="auto"/>
+      </w:pPr>
+      <w:r>
+        <w:rPr>
+          <w:rFonts w:ascii="Calibri" w:hAnsi="Calibri"/>
+          <w:color w:val="1E293B"/>
+          <w:sz w:val="20"/>
+        </w:rPr>
+        <w:t>SUBJECT LINE: Not sure where to begin? Let's personalize your daily routine.</w:t>
+      </w:r>
+    </w:p>
+    <w:p>
+      <w:pPr>
+        <w:spacing w:before="0" w:after="120" w:line="276" w:lineRule="auto"/>
+      </w:pPr>
+      <w:r>
+        <w:rPr>
+          <w:rFonts w:ascii="Calibri" w:hAnsi="Calibri"/>
+          <w:color w:val="1E293B"/>
+          <w:sz w:val="20"/>
+        </w:rPr>
+        <w:t>BODY COPY: Skincare is not one-size-fits-all. Whether you are navigating hormonal inflammation, seasonal barrier dehydration, or sensitivity, our 60-second ritual quiz will match you with your custom morning and evening botanical ritual...</w:t>
+      </w:r>
+    </w:p>
+    <w:p>
+      <w:r>
+        <w:br w:type="page"/>
+      </w:r>
+    </w:p>
+    <w:p>
+      <w:pPr>
+        <w:keepNext/>
+        <w:spacing w:before="280" w:after="80"/>
+      </w:pPr>
+      <w:r>
+        <w:rPr>
+          <w:rFonts w:ascii="Calibri" w:hAnsi="Calibri"/>
+          <w:b/>
+          <w:color w:val="0F172A"/>
+          <w:sz w:val="26"/>
+        </w:rPr>
+        <w:t>EMAIL 4: 48-HOUR PROMO EXPIRATION REMINDER (SEND +72 HOURS)</w:t>
+      </w:r>
+    </w:p>
+    <w:p>
+      <w:pPr>
+        <w:spacing w:before="0" w:after="120" w:line="276" w:lineRule="auto"/>
+      </w:pPr>
+      <w:r>
+        <w:rPr>
+          <w:rFonts w:ascii="Calibri" w:hAnsi="Calibri"/>
+          <w:color w:val="1E293B"/>
+          <w:sz w:val="20"/>
+        </w:rPr>
+        <w:t>PREVIEW TEXT: Your 15% welcome code expires at midnight. Don't leave your ritual behind.</w:t>
+      </w:r>
+    </w:p>
+    <w:p>
+      <w:pPr>
+        <w:spacing w:before="0" w:after="120" w:line="276" w:lineRule="auto"/>
+      </w:pPr>
+      <w:r>
+        <w:rPr>
+          <w:rFonts w:ascii="Calibri" w:hAnsi="Calibri"/>
+          <w:color w:val="1E293B"/>
+          <w:sz w:val="20"/>
+        </w:rPr>
+        <w:t>SUBJECT LINE: Final reminder: Your 15% botanical gift expires tonight.</w:t>
+      </w:r>
+    </w:p>
+    <w:p>
+      <w:pPr>
+        <w:spacing w:before="0" w:after="120" w:line="276" w:lineRule="auto"/>
+      </w:pPr>
+      <w:r>
+        <w:rPr>
+          <w:rFonts w:ascii="Calibri" w:hAnsi="Calibri"/>
+          <w:color w:val="1E293B"/>
+          <w:sz w:val="20"/>
+        </w:rPr>
+        <w:t>BODY COPY: Just a quick note before your welcome discount expires. Use code BOTANICAL15 before midnight to claim 15% off your first cold-pressed botanical ritual with complimentary carbon-neutral shipping on orders over $60...</w:t>
       </w:r>
     </w:p>
     <w:sectPr>
@@ -89,7 +507,7 @@
       <w:jc w:val="right"/>
     </w:pPr>
     <w:r>
-      <w:t>Kaylee Skincare — Welcome Flow Rough Notes</w:t>
+      <w:t xml:space="preserve">Lumina Botanical Skincare — Automated Email Welcome Journey </w:t>
     </w:r>
   </w:p>
 </w:hdr>

--- a/public/chat_files/kaylee_welcome_emails_draft.docx
+++ b/public/chat_files/kaylee_welcome_emails_draft.docx
@@ -13,7 +13,7 @@
           <w:color w:val="0F172A"/>
           <w:sz w:val="44"/>
         </w:rPr>
-        <w:t>Lumina Botanical Skincare — Automated Email Welcome Journey (v1 Copy Draft &amp; Flow Architecture)</w:t>
+        <w:t>Kaylee Skincare — Welcome Flow Rough Notes</w:t>
       </w:r>
     </w:p>
     <w:p>
@@ -26,7 +26,7 @@
           <w:color w:val="1E293B"/>
           <w:sz w:val="20"/>
         </w:rPr>
-        <w:t>BRAND: Lumina Botanical Skincare LLC · San Diego &amp; Ojai, CA</w:t>
+        <w:t>Email 1: Welcome to the brand + 15% discount code.</w:t>
       </w:r>
     </w:p>
     <w:p>
@@ -39,7 +39,7 @@
           <w:color w:val="1E293B"/>
           <w:sz w:val="20"/>
         </w:rPr>
-        <w:t>FOUNDER &amp; FORMULATOR: Kaylee Cabreros</w:t>
+        <w:t>Email 2: Our botanical sourcing story and founder message.</w:t>
       </w:r>
     </w:p>
     <w:p>
@@ -52,425 +52,7 @@
           <w:color w:val="1E293B"/>
           <w:sz w:val="20"/>
         </w:rPr>
-        <w:t>MARKETING CHANNEL: Automated Klaviyo Customer Welcome Journey (4-Part Flow)</w:t>
-      </w:r>
-    </w:p>
-    <w:p>
-      <w:pPr>
-        <w:spacing w:before="0" w:after="120" w:line="276" w:lineRule="auto"/>
-      </w:pPr>
-      <w:r>
-        <w:rPr>
-          <w:rFonts w:ascii="Calibri" w:hAnsi="Calibri"/>
-          <w:color w:val="1E293B"/>
-          <w:sz w:val="20"/>
-        </w:rPr>
-        <w:t>DOCUMENT: Working Copy Deck, A/B Subject Lines &amp; Flow Logic Architecture</w:t>
-      </w:r>
-    </w:p>
-    <w:p>
-      <w:r>
-        <w:br w:type="page"/>
-      </w:r>
-    </w:p>
-    <w:p>
-      <w:pPr>
-        <w:keepNext/>
-        <w:spacing w:before="280" w:after="80"/>
-      </w:pPr>
-      <w:r>
-        <w:rPr>
-          <w:rFonts w:ascii="Calibri" w:hAnsi="Calibri"/>
-          <w:b/>
-          <w:color w:val="0F172A"/>
-          <w:sz w:val="26"/>
-        </w:rPr>
-        <w:t>SECTION 1: WELCOME FLOW OBJECTIVES &amp; SEGMENTATION LOGIC</w:t>
-      </w:r>
-    </w:p>
-    <w:p>
-      <w:pPr>
-        <w:spacing w:before="0" w:after="120" w:line="276" w:lineRule="auto"/>
-      </w:pPr>
-      <w:r>
-        <w:rPr>
-          <w:rFonts w:ascii="Calibri" w:hAnsi="Calibri"/>
-          <w:color w:val="1E293B"/>
-          <w:sz w:val="20"/>
-        </w:rPr>
-        <w:t>The Lumina welcome sequence engages new direct-to-consumer email subscribers immediately after they opt in via the site popup. Key business goals:</w:t>
-      </w:r>
-    </w:p>
-    <w:p>
-      <w:pPr>
-        <w:pStyle w:val="ListBullet"/>
-        <w:spacing w:before="0" w:after="60" w:line="276" w:lineRule="auto"/>
-      </w:pPr>
-      <w:r>
-        <w:rPr>
-          <w:rFonts w:ascii="Calibri" w:hAnsi="Calibri"/>
-          <w:color w:val="1E293B"/>
-          <w:sz w:val="20"/>
-        </w:rPr>
-        <w:t>Achieve a 55%+ open rate and 12%+ click-through rate across the first 4 touches.</w:t>
-      </w:r>
-    </w:p>
-    <w:p>
-      <w:pPr>
-        <w:pStyle w:val="ListBullet"/>
-        <w:spacing w:before="0" w:after="60" w:line="276" w:lineRule="auto"/>
-      </w:pPr>
-      <w:r>
-        <w:rPr>
-          <w:rFonts w:ascii="Calibri" w:hAnsi="Calibri"/>
-          <w:color w:val="1E293B"/>
-          <w:sz w:val="20"/>
-        </w:rPr>
-        <w:t>Educate customers on the 'Waterless Botanical' formulation philosophy (replacing cheap water filler with organic botanical hydrosols and cold-pressed plant oils).</w:t>
-      </w:r>
-    </w:p>
-    <w:p>
-      <w:pPr>
-        <w:pStyle w:val="ListBullet"/>
-        <w:spacing w:before="0" w:after="60" w:line="276" w:lineRule="auto"/>
-      </w:pPr>
-      <w:r>
-        <w:rPr>
-          <w:rFonts w:ascii="Calibri" w:hAnsi="Calibri"/>
-          <w:color w:val="1E293B"/>
-          <w:sz w:val="20"/>
-        </w:rPr>
-        <w:t>Guide subscribers to take the 60-second 'Skin Barrier Ritual Quiz' to personalize product recommendations.</w:t>
-      </w:r>
-    </w:p>
-    <w:p>
-      <w:pPr>
-        <w:pStyle w:val="ListBullet"/>
-        <w:spacing w:before="0" w:after="60" w:line="276" w:lineRule="auto"/>
-      </w:pPr>
-      <w:r>
-        <w:rPr>
-          <w:rFonts w:ascii="Calibri" w:hAnsi="Calibri"/>
-          <w:color w:val="1E293B"/>
-          <w:sz w:val="20"/>
-        </w:rPr>
-        <w:t>Deliver a 15% first-order conversion incentive with a strict 48-hour expiration urgency window.</w:t>
-      </w:r>
-    </w:p>
-    <w:p>
-      <w:r>
-        <w:br w:type="page"/>
-      </w:r>
-    </w:p>
-    <w:p>
-      <w:pPr>
-        <w:keepNext/>
-        <w:spacing w:before="280" w:after="80"/>
-      </w:pPr>
-      <w:r>
-        <w:rPr>
-          <w:rFonts w:ascii="Calibri" w:hAnsi="Calibri"/>
-          <w:b/>
-          <w:color w:val="0F172A"/>
-          <w:sz w:val="26"/>
-        </w:rPr>
-        <w:t>EMAIL 1: WELCOME TO LUMINA + FOUNDER NOTE (IMMEDIATE SEND)</w:t>
-      </w:r>
-    </w:p>
-    <w:p>
-      <w:pPr>
-        <w:spacing w:before="0" w:after="120" w:line="276" w:lineRule="auto"/>
-      </w:pPr>
-      <w:r>
-        <w:rPr>
-          <w:rFonts w:ascii="Calibri" w:hAnsi="Calibri"/>
-          <w:color w:val="1E293B"/>
-          <w:sz w:val="20"/>
-        </w:rPr>
-        <w:t>PREVIEW TEXT: Your 15% botanical gift is inside. Here is why we formulate without water.</w:t>
-      </w:r>
-    </w:p>
-    <w:p>
-      <w:pPr>
-        <w:spacing w:before="0" w:after="120" w:line="276" w:lineRule="auto"/>
-      </w:pPr>
-      <w:r>
-        <w:rPr>
-          <w:rFonts w:ascii="Calibri" w:hAnsi="Calibri"/>
-          <w:color w:val="1E293B"/>
-          <w:sz w:val="20"/>
-        </w:rPr>
-        <w:t>SUBJECT LINE (TEST A): Welcome to Lumina: Your skin barrier ritual begins now.</w:t>
-      </w:r>
-    </w:p>
-    <w:p>
-      <w:pPr>
-        <w:spacing w:before="0" w:after="120" w:line="276" w:lineRule="auto"/>
-      </w:pPr>
-      <w:r>
-        <w:rPr>
-          <w:rFonts w:ascii="Calibri" w:hAnsi="Calibri"/>
-          <w:color w:val="1E293B"/>
-          <w:sz w:val="20"/>
-        </w:rPr>
-        <w:t>SUBJECT LINE (TEST B): A personal note from Kaylee (+ your 15% welcome code).</w:t>
-      </w:r>
-    </w:p>
-    <w:p>
-      <w:pPr>
-        <w:keepNext/>
-        <w:spacing w:before="280" w:after="80"/>
-      </w:pPr>
-      <w:r>
-        <w:rPr>
-          <w:rFonts w:ascii="Calibri" w:hAnsi="Calibri"/>
-          <w:b/>
-          <w:color w:val="0F172A"/>
-          <w:sz w:val="26"/>
-        </w:rPr>
-        <w:t>BODY COPY:</w:t>
-      </w:r>
-    </w:p>
-    <w:p>
-      <w:pPr>
-        <w:spacing w:before="0" w:after="120" w:line="276" w:lineRule="auto"/>
-      </w:pPr>
-      <w:r>
-        <w:rPr>
-          <w:rFonts w:ascii="Calibri" w:hAnsi="Calibri"/>
-          <w:color w:val="1E293B"/>
-          <w:sz w:val="20"/>
-        </w:rPr>
-        <w:t>Dear Friend,</w:t>
-      </w:r>
-    </w:p>
-    <w:p>
-      <w:pPr>
-        <w:spacing w:before="0" w:after="120" w:line="276" w:lineRule="auto"/>
-      </w:pPr>
-      <w:r>
-        <w:rPr>
-          <w:rFonts w:ascii="Calibri" w:hAnsi="Calibri"/>
-          <w:color w:val="1E293B"/>
-          <w:sz w:val="20"/>
-        </w:rPr>
-        <w:t>Welcome to the Lumina family. When I started formulating botanical skincare in my Ojai kitchen six years ago, I was frustrated by an industry secret: over 80% of standard skincare bottles are filled with plain distilled water, synthetic emulsifiers, and harsh preservatives that actually strip your natural skin barrier.</w:t>
-      </w:r>
-    </w:p>
-    <w:p>
-      <w:pPr>
-        <w:spacing w:before="0" w:after="120" w:line="276" w:lineRule="auto"/>
-      </w:pPr>
-      <w:r>
-        <w:rPr>
-          <w:rFonts w:ascii="Calibri" w:hAnsi="Calibri"/>
-          <w:color w:val="1E293B"/>
-          <w:sz w:val="20"/>
-        </w:rPr>
-        <w:t>At Lumina, we refuse to dilute nature. In every bottle we craft, plain water is replaced by 100% active organic botanical hydrosols—wild chamomile, Bulgarian rosewater, and cold-pressed golden jojoba. The result? Formulas that nourish, calm, and restore radiant skin barrier function.</w:t>
-      </w:r>
-    </w:p>
-    <w:p>
-      <w:pPr>
-        <w:spacing w:before="0" w:after="120" w:line="276" w:lineRule="auto"/>
-      </w:pPr>
-      <w:r>
-        <w:rPr>
-          <w:rFonts w:ascii="Calibri" w:hAnsi="Calibri"/>
-          <w:color w:val="1E293B"/>
-          <w:sz w:val="20"/>
-        </w:rPr>
-        <w:t>To welcome you to our community, please enjoy 15% off your first order with code: BOTANICAL15.</w:t>
-      </w:r>
-    </w:p>
-    <w:p>
-      <w:pPr>
-        <w:spacing w:before="0" w:after="120" w:line="276" w:lineRule="auto"/>
-      </w:pPr>
-      <w:r>
-        <w:rPr>
-          <w:rFonts w:ascii="Calibri" w:hAnsi="Calibri"/>
-          <w:color w:val="1E293B"/>
-          <w:sz w:val="20"/>
-        </w:rPr>
-        <w:t>PRIMARY CTA BUTTON: [Discover The Botanical Collection]</w:t>
-      </w:r>
-    </w:p>
-    <w:p>
-      <w:r>
-        <w:br w:type="page"/>
-      </w:r>
-    </w:p>
-    <w:p>
-      <w:pPr>
-        <w:keepNext/>
-        <w:spacing w:before="280" w:after="80"/>
-      </w:pPr>
-      <w:r>
-        <w:rPr>
-          <w:rFonts w:ascii="Calibri" w:hAnsi="Calibri"/>
-          <w:b/>
-          <w:color w:val="0F172A"/>
-          <w:sz w:val="26"/>
-        </w:rPr>
-        <w:t>EMAIL 2: THE WATERLESS BOTANICAL DIFFERENCE (SEND +24 HOURS)</w:t>
-      </w:r>
-    </w:p>
-    <w:p>
-      <w:pPr>
-        <w:spacing w:before="0" w:after="120" w:line="276" w:lineRule="auto"/>
-      </w:pPr>
-      <w:r>
-        <w:rPr>
-          <w:rFonts w:ascii="Calibri" w:hAnsi="Calibri"/>
-          <w:color w:val="1E293B"/>
-          <w:sz w:val="20"/>
-        </w:rPr>
-        <w:t>PREVIEW TEXT: Why 80% water in skincare is doing your skin a disservice.</w:t>
-      </w:r>
-    </w:p>
-    <w:p>
-      <w:pPr>
-        <w:spacing w:before="0" w:after="120" w:line="276" w:lineRule="auto"/>
-      </w:pPr>
-      <w:r>
-        <w:rPr>
-          <w:rFonts w:ascii="Calibri" w:hAnsi="Calibri"/>
-          <w:color w:val="1E293B"/>
-          <w:sz w:val="20"/>
-        </w:rPr>
-        <w:t>SUBJECT LINE: The secret hiding in your standard moisturizer label.</w:t>
-      </w:r>
-    </w:p>
-    <w:p>
-      <w:pPr>
-        <w:spacing w:before="0" w:after="120" w:line="276" w:lineRule="auto"/>
-      </w:pPr>
-      <w:r>
-        <w:rPr>
-          <w:rFonts w:ascii="Calibri" w:hAnsi="Calibri"/>
-          <w:color w:val="1E293B"/>
-          <w:sz w:val="20"/>
-        </w:rPr>
-        <w:t>BODY COPY: Did you know that when 'Aqua' is listed as the first ingredient on a beauty product, you are paying for cheap water and chemical stabilizers? Here is how our nutrient-dense active botanicals deliver 3x deeper cellular hydration...</w:t>
-      </w:r>
-    </w:p>
-    <w:p>
-      <w:r>
-        <w:br w:type="page"/>
-      </w:r>
-    </w:p>
-    <w:p>
-      <w:pPr>
-        <w:keepNext/>
-        <w:spacing w:before="280" w:after="80"/>
-      </w:pPr>
-      <w:r>
-        <w:rPr>
-          <w:rFonts w:ascii="Calibri" w:hAnsi="Calibri"/>
-          <w:b/>
-          <w:color w:val="0F172A"/>
-          <w:sz w:val="26"/>
-        </w:rPr>
-        <w:t>EMAIL 3: FIND YOUR BARRIER RITUAL (SEND +48 HOURS)</w:t>
-      </w:r>
-    </w:p>
-    <w:p>
-      <w:pPr>
-        <w:spacing w:before="0" w:after="120" w:line="276" w:lineRule="auto"/>
-      </w:pPr>
-      <w:r>
-        <w:rPr>
-          <w:rFonts w:ascii="Calibri" w:hAnsi="Calibri"/>
-          <w:color w:val="1E293B"/>
-          <w:sz w:val="20"/>
-        </w:rPr>
-        <w:t>PREVIEW TEXT: Dry, reactive, or breakout-prone? Take the 60-second ritual quiz.</w:t>
-      </w:r>
-    </w:p>
-    <w:p>
-      <w:pPr>
-        <w:spacing w:before="0" w:after="120" w:line="276" w:lineRule="auto"/>
-      </w:pPr>
-      <w:r>
-        <w:rPr>
-          <w:rFonts w:ascii="Calibri" w:hAnsi="Calibri"/>
-          <w:color w:val="1E293B"/>
-          <w:sz w:val="20"/>
-        </w:rPr>
-        <w:t>SUBJECT LINE: Not sure where to begin? Let's personalize your daily routine.</w:t>
-      </w:r>
-    </w:p>
-    <w:p>
-      <w:pPr>
-        <w:spacing w:before="0" w:after="120" w:line="276" w:lineRule="auto"/>
-      </w:pPr>
-      <w:r>
-        <w:rPr>
-          <w:rFonts w:ascii="Calibri" w:hAnsi="Calibri"/>
-          <w:color w:val="1E293B"/>
-          <w:sz w:val="20"/>
-        </w:rPr>
-        <w:t>BODY COPY: Skincare is not one-size-fits-all. Whether you are navigating hormonal inflammation, seasonal barrier dehydration, or sensitivity, our 60-second ritual quiz will match you with your custom morning and evening botanical ritual...</w:t>
-      </w:r>
-    </w:p>
-    <w:p>
-      <w:r>
-        <w:br w:type="page"/>
-      </w:r>
-    </w:p>
-    <w:p>
-      <w:pPr>
-        <w:keepNext/>
-        <w:spacing w:before="280" w:after="80"/>
-      </w:pPr>
-      <w:r>
-        <w:rPr>
-          <w:rFonts w:ascii="Calibri" w:hAnsi="Calibri"/>
-          <w:b/>
-          <w:color w:val="0F172A"/>
-          <w:sz w:val="26"/>
-        </w:rPr>
-        <w:t>EMAIL 4: 48-HOUR PROMO EXPIRATION REMINDER (SEND +72 HOURS)</w:t>
-      </w:r>
-    </w:p>
-    <w:p>
-      <w:pPr>
-        <w:spacing w:before="0" w:after="120" w:line="276" w:lineRule="auto"/>
-      </w:pPr>
-      <w:r>
-        <w:rPr>
-          <w:rFonts w:ascii="Calibri" w:hAnsi="Calibri"/>
-          <w:color w:val="1E293B"/>
-          <w:sz w:val="20"/>
-        </w:rPr>
-        <w:t>PREVIEW TEXT: Your 15% welcome code expires at midnight. Don't leave your ritual behind.</w:t>
-      </w:r>
-    </w:p>
-    <w:p>
-      <w:pPr>
-        <w:spacing w:before="0" w:after="120" w:line="276" w:lineRule="auto"/>
-      </w:pPr>
-      <w:r>
-        <w:rPr>
-          <w:rFonts w:ascii="Calibri" w:hAnsi="Calibri"/>
-          <w:color w:val="1E293B"/>
-          <w:sz w:val="20"/>
-        </w:rPr>
-        <w:t>SUBJECT LINE: Final reminder: Your 15% botanical gift expires tonight.</w:t>
-      </w:r>
-    </w:p>
-    <w:p>
-      <w:pPr>
-        <w:spacing w:before="0" w:after="120" w:line="276" w:lineRule="auto"/>
-      </w:pPr>
-      <w:r>
-        <w:rPr>
-          <w:rFonts w:ascii="Calibri" w:hAnsi="Calibri"/>
-          <w:color w:val="1E293B"/>
-          <w:sz w:val="20"/>
-        </w:rPr>
-        <w:t>BODY COPY: Just a quick note before your welcome discount expires. Use code BOTANICAL15 before midnight to claim 15% off your first cold-pressed botanical ritual with complimentary carbon-neutral shipping on orders over $60...</w:t>
+        <w:t>Email 3: How to build your 3-step morning ritual.</w:t>
       </w:r>
     </w:p>
     <w:sectPr>
@@ -507,7 +89,7 @@
       <w:jc w:val="right"/>
     </w:pPr>
     <w:r>
-      <w:t xml:space="preserve">Lumina Botanical Skincare — Automated Email Welcome Journey </w:t>
+      <w:t>Kaylee Skincare — Welcome Flow Rough Notes</w:t>
     </w:r>
   </w:p>
 </w:hdr>
